--- a/test/session--package-of-documents/reference/15 subjects/Клопотання D7.docx
+++ b/test/session--package-of-documents/reference/15 subjects/Клопотання D7.docx
@@ -256,7 +256,7 @@
           <w:sz w:val="28"/>
           <w:lang w:val="en-US"/>
         </w:rPr>
-        <w:t>2024-2025</w:t>
+        <w:t>2025-2026</w:t>
       </w:r>
       <w:r>
         <w:rPr>
@@ -271,7 +271,7 @@
           <w:sz w:val="28"/>
           <w:u w:val="single"/>
         </w:rPr>
-        <w:t>«01» вересня 2025 р.</w:t>
+        <w:t>«01» липня 2026 р.</w:t>
       </w:r>
       <w:r>
         <w:rPr>
@@ -286,7 +286,7 @@
           <w:sz w:val="28"/>
           <w:u w:val="single"/>
         </w:rPr>
-        <w:t>«31» грудня 2025 р.</w:t>
+        <w:t>«31» грудня 2026 р.</w:t>
       </w:r>
     </w:p>
     <w:p>
@@ -1076,7 +1076,7 @@
           <w:sz w:val="28"/>
           <w:lang w:val="en-US"/>
         </w:rPr>
-        <w:t>2024-2025</w:t>
+        <w:t>2025-2026</w:t>
       </w:r>
       <w:r>
         <w:rPr>
@@ -1091,7 +1091,7 @@
           <w:sz w:val="28"/>
           <w:u w:val="single"/>
         </w:rPr>
-        <w:t>«01» вересня 2025 р.</w:t>
+        <w:t>«01» липня 2026 р.</w:t>
       </w:r>
       <w:r>
         <w:rPr>
@@ -1106,7 +1106,7 @@
           <w:sz w:val="28"/>
           <w:u w:val="single"/>
         </w:rPr>
-        <w:t>«31» грудня 2025 р.</w:t>
+        <w:t>«31» грудня 2026 р.</w:t>
       </w:r>
     </w:p>
     <w:p>
@@ -2308,7 +2308,7 @@
           <w:rFonts w:ascii="Times New Roman" w:hAnsi="Times New Roman"/>
           <w:sz w:val="28"/>
         </w:rPr>
-        <w:t>semester_number_3</w:t>
+        <w:t>другого</w:t>
       </w:r>
       <w:proofErr w:type="spellEnd"/>
       <w:proofErr w:type="spellStart"/>
@@ -2326,7 +2326,7 @@
           <w:rFonts w:ascii="Times New Roman" w:hAnsi="Times New Roman"/>
           <w:sz w:val="28"/>
         </w:rPr>
-        <w:t>2024-2025</w:t>
+        <w:t>2025-2026</w:t>
       </w:r>
       <w:proofErr w:type="spellEnd"/>
       <w:r>
@@ -2343,7 +2343,7 @@
           <w:sz w:val="28"/>
           <w:u w:val="single"/>
         </w:rPr>
-        <w:t>«01» вересня 2025 р.</w:t>
+        <w:t>«01» липня 2026 р.</w:t>
       </w:r>
       <w:proofErr w:type="spellEnd"/>
       <w:proofErr w:type="spellStart"/>
@@ -2364,7 +2364,7 @@
           <w:sz w:val="28"/>
           <w:u w:val="single"/>
         </w:rPr>
-        <w:t>«31» грудня 2025 р.</w:t>
+        <w:t>«31» грудня 2026 р.</w:t>
       </w:r>
       <w:proofErr w:type="spellEnd"/>
       <w:proofErr w:type="spellStart"/>
